--- a/src/Layers/W1/BaseApp/Sales/Reminder/DefaultReminderEmail.docx
+++ b/src/Layers/W1/BaseApp/Sales/Reminder/DefaultReminderEmail.docx
@@ -2452,367 +2452,227 @@
 </a:theme>
 </file>
 
-<file path=customXml/item1.xml>��< ? x m l   v e r s i o n = " 1 . 0 "   e n c o d i n g = " u t f - 1 6 " ? > - 
- < N a v W o r d R e p o r t X m l P a r t   x m l n s = " u r n : m i c r o s o f t - d y n a m i c s - n a v / r e p o r t s / R e m i n d e r / 1 1 7 / " > - 
-     < B C R e p o r t I n f o r m a t i o n > - 
-         < R e p o r t M e t a d a t a > - 
-             < E x t e n s i o n I d > E x t e n s i o n   I D < / E x t e n s i o n I d > - 
-             < E x t e n s i o n N a m e > E x t e n s i o n   N a m e < / E x t e n s i o n N a m e > - 
-             < E x t e n s i o n P u b l i s h e r > E x t e n s i o n   P u b l i s h e r < / E x t e n s i o n P u b l i s h e r > - 
-             < E x t e n s i o n V e r s i o n > E x t e n s i o n   V e r s i o n < / E x t e n s i o n V e r s i o n > - 
-             < R e p o r t I d > R e p o r t   I D < / R e p o r t I d > - 
-             < R e p o r t N a m e > R e p o r t   N a m e < / R e p o r t N a m e > - 
-             < A b o u t T h i s R e p o r t T i t l e > A b o u t   T h i s   R e p o r t   T i t l e < / A b o u t T h i s R e p o r t T i t l e > - 
-             < A b o u t T h i s R e p o r t T e x t > A b o u t   T h i s   R e p o r t   T e x t < / A b o u t T h i s R e p o r t T e x t > - 
-             < R e p o r t H e l p L i n k > R e p o r t   H e l p   L i n k < / R e p o r t H e l p L i n k > - 
-         < / R e p o r t M e t a d a t a > - 
-         < R e p o r t R e q u e s t > - 
-             < T e n a n t E n t r a I d > T e n a n t   E n t r a   I d < / T e n a n t E n t r a I d > - 
-             < E n v i r o n m e n t N a m e > E n v i r o n m e n t   N a m e < / E n v i r o n m e n t N a m e > - 
-             < E n v i r o n m e n t T y p e > E n v i r o n m e n t   T y p e < / E n v i r o n m e n t T y p e > - 
-             < C o m p a n y N a m e > C o m p a n y   N a m e < / C o m p a n y N a m e > - 
-             < C o m p a n y D i s p l a y N a m e > C o m p a n y   D i s p l a y   N a m e < / C o m p a n y D i s p l a y N a m e > - 
-             < C o m p a n y I d > C o m p a n y   I D < / C o m p a n y I d > - 
-             < U s e r N a m e > U s e r   N a m e < / U s e r N a m e > - 
-             < D a t e A n d T i m e > D a t e   a n d   T i m e < / D a t e A n d T i m e > - 
-             < L a n g u a g e > L a n g u a g e < / L a n g u a g e > - 
-             < F o r m a t R e g i o n > F o r m a t   R e g i o n < / F o r m a t R e g i o n > - 
-             < D a t e T i m e V a l u e s > - 
-                 < Y e a r > Y e a r < / Y e a r > - 
-                 < M o n t h N u m b e r > M o n t h   N u m b e r < / M o n t h N u m b e r > - 
-                 < D a y N u m b e r > D a y   N u m b e r < / D a y N u m b e r > - 
-                 < H o u r > H o u r < / H o u r > - 
-                 < M i n u t e > M i n u t e < / M i n u t e > - 
-             < / D a t e T i m e V a l u e s > - 
-         < / R e p o r t R e q u e s t > - 
-     < / B C R e p o r t I n f o r m a t i o n > - 
-     < I s s u e d _ R e m i n d e r _ H e a d e r > - 
-         < C o n t a c t E m a i l > C o n t a c t E m a i l < / C o n t a c t E m a i l > - 
-         < C o n t a c t E m a i l L b l > C o n t a c t E m a i l L b l < / C o n t a c t E m a i l L b l > - 
-         < C o n t a c t M o b i l e P h o n e N o > C o n t a c t M o b i l e P h o n e N o < / C o n t a c t M o b i l e P h o n e N o > - 
-         < C o n t a c t M o b i l e P h o n e N o L b l > C o n t a c t M o b i l e P h o n e N o L b l < / C o n t a c t M o b i l e P h o n e N o L b l > - 
-         < C o n t a c t P h o n e N o > C o n t a c t P h o n e N o < / C o n t a c t P h o n e N o > - 
-         < C o n t a c t P h o n e N o L b l > C o n t a c t P h o n e N o L b l < / C o n t a c t P h o n e N o L b l > - 
-         < D o c D a t e C a p t i o n > D o c D a t e C a p t i o n < / D o c D a t e C a p t i o n > - 
-         < D u e D a t e C a p t i o n > D u e D a t e C a p t i o n < / D u e D a t e C a p t i o n > - 
-         < E M a i l C a p t i o n > E M a i l C a p t i o n < / E M a i l C a p t i o n > - 
-         < H o m e P a g e C a p t i o n > H o m e P a g e C a p t i o n < / H o m e P a g e C a p t i o n > - 
-         < N o _ I s s u e d R e m i n d e r H e a d e r > N o _ I s s u e d R e m i n d e r H e a d e r < / N o _ I s s u e d R e m i n d e r H e a d e r > - 
-         < P a g e C a p t i o n > P a g e C a p t i o n < / P a g e C a p t i o n > - 
-         < S h o w M I R L i n e s > S h o w M I R L i n e s < / S h o w M I R L i n e s > - 
-         < T o t a l C a p t i o n > T o t a l C a p t i o n < / T o t a l C a p t i o n > - 
-         < V A T A m o u n t C a p t i o n > V A T A m o u n t C a p t i o n < / V A T A m o u n t C a p t i o n > - 
-         < V A T B a s e C a p t i o n > V A T B a s e C a p t i o n < / V A T B a s e C a p t i o n > - 
-         < V A T P e r c e n t C a p t i o n > V A T P e r c e n t C a p t i o n < / V A T P e r c e n t C a p t i o n > - 
-         < I n t e g e r > - 
-             < B a n k A c c N o C a p t i o n > B a n k A c c N o C a p t i o n < / B a n k A c c N o C a p t i o n > - 
-             < B a n k N a m e C a p t i o n > B a n k N a m e C a p t i o n < / B a n k N a m e C a p t i o n > - 
-             < C o m p a n y A d d r 1 > C o m p a n y A d d r 1 < / C o m p a n y A d d r 1 > - 
-             < C o m p a n y A d d r 2 > C o m p a n y A d d r 2 < / C o m p a n y A d d r 2 > - 
-             < C o m p a n y A d d r 3 > C o m p a n y A d d r 3 < / C o m p a n y A d d r 3 > - 
-             < C o m p a n y A d d r 4 > C o m p a n y A d d r 4 < / C o m p a n y A d d r 4 > - 
-             < C o m p a n y A d d r 5 > C o m p a n y A d d r 5 < / C o m p a n y A d d r 5 > - 
-             < C o m p a n y A d d r 6 > C o m p a n y A d d r 6 < / C o m p a n y A d d r 6 > - 
-             < C o m p a n y A d d r 7 > C o m p a n y A d d r 7 < / C o m p a n y A d d r 7 > - 
-             < C o m p a n y A d d r 8 > C o m p a n y A d d r 8 < / C o m p a n y A d d r 8 > - 
-             < C o m p a n y I n f o 1 P i c t u r e   / > - 
-             < C o m p a n y I n f o 2 P i c t u r e   / > - 
-             < C o m p a n y I n f o 3 P i c t u r e   / > - 
-             < C o m p a n y I n f o B a n k A c c N o > C o m p a n y I n f o B a n k A c c N o < / C o m p a n y I n f o B a n k A c c N o > - 
-             < C o m p a n y I n f o B a n k N a m e > C o m p a n y I n f o B a n k N a m e < / C o m p a n y I n f o B a n k N a m e > - 
-             < C o m p a n y I n f o E M a i l > C o m p a n y I n f o E M a i l < / C o m p a n y I n f o E M a i l > - 
-             < C o m p a n y I n f o G i r o N o > C o m p a n y I n f o G i r o N o < / C o m p a n y I n f o G i r o N o > - 
-             < C o m p a n y I n f o H o m e P a g e > C o m p a n y I n f o H o m e P a g e < / C o m p a n y I n f o H o m e P a g e > - 
-             < C o m p a n y I n f o I B A N > C o m p a n y I n f o I B A N < / C o m p a n y I n f o I B A N > - 
-             < C o m p a n y I n f o P h o n e N o > C o m p a n y I n f o P h o n e N o < / C o m p a n y I n f o P h o n e N o > - 
-             < C o m p a n y I n f o V A T R e g N o > C o m p a n y I n f o V A T R e g N o < / C o m p a n y I n f o V A T R e g N o > - 
-             < C o m p a n y V A T R e g i s t r a t i o n N o C a p t i o n > C o m p a n y V A T R e g i s t r a t i o n N o C a p t i o n < / C o m p a n y V A T R e g i s t r a t i o n N o C a p t i o n > - 
-             < C o n t a c t _ I s s u e d R e m i n d e r H d r > C o n t a c t _ I s s u e d R e m i n d e r H d r < / C o n t a c t _ I s s u e d R e m i n d e r H d r > - 
-             < C u s t A d d r 1 > C u s t A d d r 1 < / C u s t A d d r 1 > - 
-             < C u s t A d d r 2 > C u s t A d d r 2 < / C u s t A d d r 2 > - 
-             < C u s t A d d r 3 > C u s t A d d r 3 < / C u s t A d d r 3 > - 
-             < C u s t A d d r 4 > C u s t A d d r 4 < / C u s t A d d r 4 > - 
-             < C u s t A d d r 5 > C u s t A d d r 5 < / C u s t A d d r 5 > - 
-             < C u s t A d d r 6 > C u s t A d d r 6 < / C u s t A d d r 6 > - 
-             < C u s t A d d r 7 > C u s t A d d r 7 < / C u s t A d d r 7 > - 
-             < C u s t A d d r 8 > C u s t A d d r 8 < / C u s t A d d r 8 > - 
-             < C u s t N o _ I s s u e R e m i n d e r H d r > C u s t N o _ I s s u e R e m i n d e r H d r < / C u s t N o _ I s s u e R e m i n d e r H d r > - 
-             < C u s t N o _ I s s u e R e m i n d e r H d r C a p t i o n > C u s t N o _ I s s u e R e m i n d e r H d r C a p t i o n < / C u s t N o _ I s s u e R e m i n d e r H d r C a p t i o n > - 
-             < D o c D a t e _ I s s u e R e m i n d e r H d r > D o c D a t e _ I s s u e R e m i n d e r H d r < / D o c D a t e _ I s s u e R e m i n d e r H d r > - 
-             < D u e D a t e _ I s s u e d R e m i n d e r H d r > D u e D a t e _ I s s u e d R e m i n d e r H d r < / D u e D a t e _ I s s u e d R e m i n d e r H d r > - 
-             < G i r o N o C a p t i o n > G i r o N o C a p t i o n < / G i r o N o C a p t i o n > - 
-             < I B A N C a p t i o n > I B A N C a p t i o n < / I B A N C a p t i o n > - 
-             < N o 1 _ I s s u e d R e m i n d e r H d r > N o 1 _ I s s u e d R e m i n d e r H d r < / N o 1 _ I s s u e d R e m i n d e r H d r > - 
-             < P h o n e N o C a p t i o n > P h o n e N o C a p t i o n < / P h o n e N o C a p t i o n > - 
-             < P o s t D a t e _ I s s u e d R e m i n d e r H d r > P o s t D a t e _ I s s u e d R e m i n d e r H d r < / P o s t D a t e _ I s s u e d R e m i n d e r H d r > - 
-             < P o s t i n g D a t e C a p t i o n > P o s t i n g D a t e C a p t i o n < / P o s t i n g D a t e C a p t i o n > - 
-             < R e f e r e n c e T e x t > R e f e r e n c e T e x t < / R e f e r e n c e T e x t > - 
-             < R e m i n d e r C a p t i o n > R e m i n d e r C a p t i o n < / R e m i n d e r C a p t i o n > - 
-             < R e m i n d e r N o C a p t i o n > R e m i n d e r N o C a p t i o n < / R e m i n d e r N o C a p t i o n > - 
-             < T e x t P a g e > T e x t P a g e < / T e x t P a g e > - 
-             < V A T N o T e x t > V A T N o T e x t < / V A T N o T e x t > - 
-             < V A T R e g N o C a p t i o n > V A T R e g N o C a p t i o n < / V A T R e g N o C a p t i o n > - 
-             < V a t R e g N o _ I s s u e R e m i n d e r H d r > V a t R e g N o _ I s s u e R e m i n d e r H d r < / V a t R e g N o _ I s s u e R e m i n d e r H d r > - 
-             < Y o u r R e f _ I s s u e R e m i n d e r H d r > Y o u r R e f _ I s s u e R e m i n d e r H d r < / Y o u r R e f _ I s s u e R e m i n d e r H d r > - 
-             < D i m e n s i o n L o o p > - 
-                 < D i m T e x t > D i m T e x t < / D i m T e x t > - 
-                 < H e a d e r D i m e n s i o n s C a p t i o n > H e a d e r D i m e n s i o n s C a p t i o n < / H e a d e r D i m e n s i o n s C a p t i o n > - 
-                 < N u m b e r _ I n t e g e r L i n e > N u m b e r _ I n t e g e r L i n e < / N u m b e r _ I n t e g e r L i n e > - 
-             < / D i m e n s i o n L o o p > - 
-             < I s s u e d _ R e m i n d e r _ L i n e > - 
-                 < D e s c _ I s s u e d R e m i n d e r L i n e > D e s c _ I s s u e d R e m i n d e r L i n e < / D e s c _ I s s u e d R e m i n d e r L i n e > - 
-                 < D o c D a t e _ I s s u e d R e m i n d e r L i n e > D o c D a t e _ I s s u e d R e m i n d e r L i n e < / D o c D a t e _ I s s u e d R e m i n d e r L i n e > - 
-                 < D o c N o C a p t i o n _ I s s u e d R e m i n d e r L i n e > D o c N o C a p t i o n _ I s s u e d R e m i n d e r L i n e < / D o c N o C a p t i o n _ I s s u e d R e m i n d e r L i n e > - 
-                 < D o c N o _ I s s u e d R e m i n d e r L i n e > D o c N o _ I s s u e d R e m i n d e r L i n e < / D o c N o _ I s s u e d R e m i n d e r L i n e > - 
-                 < D o c N o _ I s s u e d R e m i n d e r L i n e C a p t i o n > D o c N o _ I s s u e d R e m i n d e r L i n e C a p t i o n < / D o c N o _ I s s u e d R e m i n d e r L i n e C a p t i o n > - 
-                 < D o c T y p e _ I s s u e d R e m i n d e r L i n e > D o c T y p e _ I s s u e d R e m i n d e r L i n e < / D o c T y p e _ I s s u e d R e m i n d e r L i n e > - 
-                 < D o c T y p e _ I s s u e d R e m i n d e r L i n e C a p t i o n > D o c T y p e _ I s s u e d R e m i n d e r L i n e C a p t i o n < / D o c T y p e _ I s s u e d R e m i n d e r L i n e C a p t i o n > - 
-                 < D o c u m e n t D a t e C a p t i o n 1 > D o c u m e n t D a t e C a p t i o n 1 < / D o c u m e n t D a t e C a p t i o n 1 > - 
-                 < D u e D a t e _ I s s u e d R e m i n d e r L i n e > D u e D a t e _ I s s u e d R e m i n d e r L i n e < / D u e D a t e _ I s s u e d R e m i n d e r L i n e > - 
-                 < I n t e r e s t > I n t e r e s t < / I n t e r e s t > - 
-                 < I n t e r e s t A m o u n t C a p t i o n > I n t e r e s t A m o u n t C a p t i o n < / I n t e r e s t A m o u n t C a p t i o n > - 
-                 < L i n e N o _ I s s u e d R e m i n d e r L i n e > L i n e N o _ I s s u e d R e m i n d e r L i n e < / L i n e N o _ I s s u e d R e m i n d e r L i n e > - 
-                 < M I R E n t r y _ I s s u e d R e m i n d e r L i n e > M I R E n t r y _ I s s u e d R e m i n d e r L i n e < / M I R E n t r y _ I s s u e d R e m i n d e r L i n e > - 
-                 < N N C I n t e r e s t A m t > N N C I n t e r e s t A m t < / N N C I n t e r e s t A m t > - 
-                 < N N C T o t a l > N N C T o t a l < / N N C T o t a l > - 
-                 < N N C T o t a l I n c l V A T > N N C T o t a l I n c l V A T < / N N C T o t a l I n c l V A T > - 
-                 < N N C V A T A m t > N N C V A T A m t < / N N C V A T A m t > - 
-                 < O r i g i n a l A m t _ I s s u e d R e m i n d e r L i n e > O r i g i n a l A m t _ I s s u e d R e m i n d e r L i n e < / O r i g i n a l A m t _ I s s u e d R e m i n d e r L i n e > - 
-                 < O r i g i n a l A m t _ I s s u e d R e m i n d e r L i n e C a p t i o n > O r i g i n a l A m t _ I s s u e d R e m i n d e r L i n e C a p t i o n < / O r i g i n a l A m t _ I s s u e d R e m i n d e r L i n e C a p t i o n > - 
-                 < R e m a i n i n g A m o u n t T e x t > R e m a i n i n g A m o u n t T e x t < / R e m a i n i n g A m o u n t T e x t > - 
-                 < R e m A m t _ I s s u e d R e m i n d e r L i n e > R e m A m t _ I s s u e d R e m i n d e r L i n e < / R e m A m t _ I s s u e d R e m i n d e r L i n e > - 
-                 < R e m A m t _ I s s u e d R e m i n d e r L i n e C a p t i o n > R e m A m t _ I s s u e d R e m i n d e r L i n e C a p t i o n < / R e m A m t _ I s s u e d R e m i n d e r L i n e C a p t i o n > - 
-                 < R e m N o _ I s s u e d R e m i n d e r L i n e > R e m N o _ I s s u e d R e m i n d e r L i n e < / R e m N o _ I s s u e d R e m i n d e r L i n e > - 
-                 < S h o w I n t e r n a l I n f o > S h o w I n t e r n a l I n f o < / S h o w I n t e r n a l I n f o > - 
-                 < T o t a l I n c l V A T T e x t > T o t a l I n c l V A T T e x t < / T o t a l I n c l V A T T e x t > - 
-                 < T o t a l T e x t > T o t a l T e x t < / T o t a l T e x t > - 
-                 < T o t a l V A T A m t > T o t a l V A T A m t < / T o t a l V A T A m t > - 
-                 < T y p e _ I s s u e d R e m i n d e r L i n e > T y p e _ I s s u e d R e m i n d e r L i n e < / T y p e _ I s s u e d R e m i n d e r L i n e > - 
-             < / I s s u e d _ R e m i n d e r _ L i n e > - 
-             < I s s u e d R e m i n d e r L i n e 2 > - 
-                 < D e s c 1 _ I s s u e d R e m i n d e r L i n e > D e s c 1 _ I s s u e d R e m i n d e r L i n e < / D e s c 1 _ I s s u e d R e m i n d e r L i n e > - 
-                 < L i n e N o 1 _ I s s u e d R e m i n d e r L i n e > L i n e N o 1 _ I s s u e d R e m i n d e r L i n e < / L i n e N o 1 _ I s s u e d R e m i n d e r L i n e > - 
-             < / I s s u e d R e m i n d e r L i n e 2 > - 
-             < V A T C o u n t e r > - 
-                 < A m o u n t I n c V A T C a p t i o n > A m o u n t I n c V A T C a p t i o n < / A m o u n t I n c V A T C a p t i o n > - 
-                 < C o n t i n u e d C a p t i o n > C o n t i n u e d C a p t i o n < / C o n t i n u e d C a p t i o n > - 
-                 < V A L V A T A m o u n t > V A L V A T A m o u n t < / V A L V A T A m o u n t > - 
-                 < V A L V A T B a s e > V A L V A T B a s e < / V A L V A T B a s e > - 
-                 < V A L V A T B a s e V A L V A T A m t > V A L V A T B a s e V A L V A T A m t < / V A L V A T B a s e V A L V A T A m t > - 
-                 < V A T A m t L i n e A m t I n c l u d V A T > V A T A m t L i n e A m t I n c l u d V A T < / V A T A m t L i n e A m t I n c l u d V A T > - 
-                 < V A T A m t L i n e V A T > V A T A m t L i n e V A T < / V A T A m t L i n e V A T > - 
-                 < V A T A m t S p e c C a p t i o n > V A T A m t S p e c C a p t i o n < / V A T A m t S p e c C a p t i o n > - 
-             < / V A T C o u n t e r > - 
-             < V A T C l a u s e E n t r y C o u n t e r > - 
-                 < V A T C l a u s e A m o u n t > V A T C l a u s e A m o u n t < / V A T C l a u s e A m o u n t > - 
-                 < V A T C l a u s e C o d e > V A T C l a u s e C o d e < / V A T C l a u s e C o d e > - 
-                 < V A T C l a u s e D e s c r i p t i o n > V A T C l a u s e D e s c r i p t i o n < / V A T C l a u s e D e s c r i p t i o n > - 
-                 < V A T C l a u s e D e s c r i p t i o n 2 > V A T C l a u s e D e s c r i p t i o n 2 < / V A T C l a u s e D e s c r i p t i o n 2 > - 
-                 < V A T C l a u s e s C a p t i o n > V A T C l a u s e s C a p t i o n < / V A T C l a u s e s C a p t i o n > - 
-                 < V A T C l a u s e V A T A m t C a p t i o n > V A T C l a u s e V A T A m t C a p t i o n < / V A T C l a u s e V A T A m t C a p t i o n > - 
-                 < V A T C l a u s e V A T I d e n t i f i e r > V A T C l a u s e V A T I d e n t i f i e r < / V A T C l a u s e V A T I d e n t i f i e r > - 
-                 < V A T C l a u s e V A T I d e n t i f i e r C a p t i o n > V A T C l a u s e V A T I d e n t i f i e r C a p t i o n < / V A T C l a u s e V A T I d e n t i f i e r C a p t i o n > - 
-             < / V A T C l a u s e E n t r y C o u n t e r > - 
-             < V A T C o u n t e r L C Y > - 
-                 < C o n t i n u e d C a p t i o n 1 > C o n t i n u e d C a p t i o n 1 < / C o n t i n u e d C a p t i o n 1 > - 
-                 < V A L E x c h R a t e > V A L E x c h R a t e < / V A L E x c h R a t e > - 
-                 < V A L S p e c L C Y H e a d e r > V A L S p e c L C Y H e a d e r < / V A L S p e c L C Y H e a d e r > - 
-                 < V A L V A T A m o u n t L C Y > V A L V A T A m o u n t L C Y < / V A L V A T A m o u n t L C Y > - 
-                 < V A L V A T B a s e L C Y > V A L V A T B a s e L C Y < / V A L V A T B a s e L C Y > - 
-                 < V A T A m t L i n e V A T C t r l 1 0 7 > V A T A m t L i n e V A T C t r l 1 0 7 < / V A T A m t L i n e V A T C t r l 1 0 7 > - 
-             < / V A T C o u n t e r L C Y > - 
-             < L e t t e r T e x t > - 
-                 < A m t D u e T e x t > A m t D u e T e x t < / A m t D u e T e x t > - 
-                 < B o d y T e x t > B o d y T e x t < / B o d y T e x t > - 
-                 < C l o s i n g T e x t > C l o s i n g T e x t < / C l o s i n g T e x t > - 
-                 < D e s c r i p t i o n T e x t > D e s c r i p t i o n T e x t < / D e s c r i p t i o n T e x t > - 
-                 < F i n a l T o t a l I n c l V A T > F i n a l T o t a l I n c l V A T < / F i n a l T o t a l I n c l V A T > - 
-                 < G r e e t i n g T e x t > G r e e t i n g T e x t < / G r e e t i n g T e x t > - 
-                 < T o t a l R e m A m t _ I s s u e d R e m i n d e r L i n e > T o t a l R e m A m t _ I s s u e d R e m i n d e r L i n e < / T o t a l R e m A m t _ I s s u e d R e m i n d e r L i n e > - 
-             < / L e t t e r T e x t > - 
-         < / I n t e g e r > - 
-     < / I s s u e d _ R e m i n d e r _ H e a d e r > - 
- < / N a v W o r d R e p o r t X m l P a r t > 
+<file path=customXml/item1.xml><?xml version="1.0" encoding="utf-8"?>
+<NavWordReportXmlPart xmlns="urn:microsoft-dynamics-nav/reports/Reminder/117/">
+  <BCReportInformation>
+    <ReportMetadata>
+      <ExtensionId>Extension ID</ExtensionId>
+      <ExtensionName>Extension Name</ExtensionName>
+      <ExtensionPublisher>Extension Publisher</ExtensionPublisher>
+      <ExtensionVersion>Extension Version</ExtensionVersion>
+      <ReportId>Report ID</ReportId>
+      <ReportName>Report Name</ReportName>
+      <AboutThisReportTitle>About This Report Title</AboutThisReportTitle>
+      <AboutThisReportText>About This Report Text</AboutThisReportText>
+      <ReportHelpLink>Report Help Link</ReportHelpLink>
+      <ReportCaption>Report Caption</ReportCaption>
+    </ReportMetadata>
+    <ReportRequest>
+      <TenantEntraId>Tenant Entra Id</TenantEntraId>
+      <EnvironmentName>Environment Name</EnvironmentName>
+      <EnvironmentType>Environment Type</EnvironmentType>
+      <CompanyName>Company Name</CompanyName>
+      <CompanyDisplayName>Company Display Name</CompanyDisplayName>
+      <CompanyId>Company ID</CompanyId>
+      <UserName>User Name</UserName>
+      <DateAndTime>Date and Time</DateAndTime>
+      <Language>Language</Language>
+      <FormatRegion>Format Region</FormatRegion>
+      <DateTimeValues>
+        <Year>Year</Year>
+        <MonthNumber>Month Number</MonthNumber>
+        <DayNumber>Day Number</DayNumber>
+        <Hour>Hour</Hour>
+        <Minute>Minute</Minute>
+      </DateTimeValues>
+    </ReportRequest>
+    <CompanyMetadata>
+      <CompanyName>Company Name</CompanyName>
+      <CompanyDisplayName>Company Display Name</CompanyDisplayName>
+      <CompanyAddressLines>
+        <CompanyAddressLine1>Company Address Line 1</CompanyAddressLine1>
+        <CompanyAddressLine2>Company Address Line 2</CompanyAddressLine2>
+        <CompanyAddressLine3>Company Address Line 3</CompanyAddressLine3>
+        <CompanyAddressLine4>Company Address Line 4</CompanyAddressLine4>
+        <CompanyAddressLine5>Company Address Line 5</CompanyAddressLine5>
+        <CompanyAddressLine6>Company Address Line 6</CompanyAddressLine6>
+        <CompanyAddressLine7>Company Address Line 7</CompanyAddressLine7>
+        <CompanyAddressLine8>Company Address Line 8</CompanyAddressLine8>
+      </CompanyAddressLines>
+      <CompanyPhone>Company Phone</CompanyPhone>
+      <CompanyPhoneCaption>Company Phone Caption</CompanyPhoneCaption>
+      <CompanyFaxNo>Company Fax No.</CompanyFaxNo>
+      <CompanyFaxNoCaption>Company Fax No. Caption</CompanyFaxNoCaption>
+      <CompanyEmail>Company Email</CompanyEmail>
+      <CompanyEmailCaption>Company Email Caption</CompanyEmailCaption>
+      <CompanyHomePage>Company Home Page</CompanyHomePage>
+      <CompanyHomePageCaption>Company Home Page Caption</CompanyHomePageCaption>
+      <CompanyLogo>Company Logo</CompanyLogo>
+      <CompanyVATRegistrationNo>Company VAT Registration No.</CompanyVATRegistrationNo>
+      <CompanyVATRegistrationNoCaption>Company VAT Registration No. Caption</CompanyVATRegistrationNoCaption>
+      <CompanyRegistrationNo>Company Registration No.</CompanyRegistrationNo>
+      <CompanyRegistrationNoCaption>Company Registration No. Caption</CompanyRegistrationNoCaption>
+      <CompanyBankName>Company Bank Name</CompanyBankName>
+      <CompanyBankNameCaption>Company Bank Name Caption</CompanyBankNameCaption>
+      <CompanyBankAccountNo>Company Bank Account No.</CompanyBankAccountNo>
+      <CompanyBankAccountNoCaption>Company Bank Account No. Caption</CompanyBankAccountNoCaption>
+      <CompanyBankBranchNo>Company Bank Branch No.</CompanyBankBranchNo>
+      <CompanyBankBranchNoCaption>Company Bank Branch No. Caption</CompanyBankBranchNoCaption>
+      <CompanyIBAN>Company IBAN</CompanyIBAN>
+      <CompanyIBANCaption>Company IBAN Caption</CompanyIBANCaption>
+      <CompanyBankSWIFT>Company Bank SWIFT</CompanyBankSWIFT>
+      <CompanyBankSWIFTCaption>Company Bank SWIFT Caption</CompanyBankSWIFTCaption>
+      <CompanyGiroNo>Company Giro No.</CompanyGiroNo>
+      <CompanyGiroNoCaption>Company Giro No. Caption</CompanyGiroNoCaption>
+    </CompanyMetadata>
+  </BCReportInformation>
+  <Issued_Reminder_Header>
+    <ContactEmail>ContactEmail</ContactEmail>
+    <ContactEmailLbl>ContactEmailLbl</ContactEmailLbl>
+    <ContactMobilePhoneNo>ContactMobilePhoneNo</ContactMobilePhoneNo>
+    <ContactMobilePhoneNoLbl>ContactMobilePhoneNoLbl</ContactMobilePhoneNoLbl>
+    <ContactPhoneNo>ContactPhoneNo</ContactPhoneNo>
+    <ContactPhoneNoLbl>ContactPhoneNoLbl</ContactPhoneNoLbl>
+    <DocDateCaption>DocDateCaption</DocDateCaption>
+    <DueDateCaption>DueDateCaption</DueDateCaption>
+    <EMailCaption>EMailCaption</EMailCaption>
+    <HomePageCaption>HomePageCaption</HomePageCaption>
+    <No_IssuedReminderHeader>No_IssuedReminderHeader</No_IssuedReminderHeader>
+    <PageCaption>PageCaption</PageCaption>
+    <ShowMIRLines>ShowMIRLines</ShowMIRLines>
+    <TotalCaption>TotalCaption</TotalCaption>
+    <VATAmountCaption>VATAmountCaption</VATAmountCaption>
+    <VATBaseCaption>VATBaseCaption</VATBaseCaption>
+    <VATPercentCaption>VATPercentCaption</VATPercentCaption>
+    <Integer>
+      <BankAccNoCaption>BankAccNoCaption</BankAccNoCaption>
+      <BankNameCaption>BankNameCaption</BankNameCaption>
+      <CompanyAddr1>CompanyAddr1</CompanyAddr1>
+      <CompanyAddr2>CompanyAddr2</CompanyAddr2>
+      <CompanyAddr3>CompanyAddr3</CompanyAddr3>
+      <CompanyAddr4>CompanyAddr4</CompanyAddr4>
+      <CompanyAddr5>CompanyAddr5</CompanyAddr5>
+      <CompanyAddr6>CompanyAddr6</CompanyAddr6>
+      <CompanyAddr7>CompanyAddr7</CompanyAddr7>
+      <CompanyAddr8>CompanyAddr8</CompanyAddr8>
+      <CompanyInfo1Picture/>
+      <CompanyInfo2Picture/>
+      <CompanyInfo3Picture/>
+      <CompanyInfoBankAccNo>CompanyInfoBankAccNo</CompanyInfoBankAccNo>
+      <CompanyInfoBankName>CompanyInfoBankName</CompanyInfoBankName>
+      <CompanyInfoEMail>CompanyInfoEMail</CompanyInfoEMail>
+      <CompanyInfoGiroNo>CompanyInfoGiroNo</CompanyInfoGiroNo>
+      <CompanyInfoHomePage>CompanyInfoHomePage</CompanyInfoHomePage>
+      <CompanyInfoIBAN>CompanyInfoIBAN</CompanyInfoIBAN>
+      <CompanyInfoPhoneNo>CompanyInfoPhoneNo</CompanyInfoPhoneNo>
+      <CompanyInfoVATRegNo>CompanyInfoVATRegNo</CompanyInfoVATRegNo>
+      <CompanyVATRegistrationNoCaption>CompanyVATRegistrationNoCaption</CompanyVATRegistrationNoCaption>
+      <Contact_IssuedReminderHdr>Contact_IssuedReminderHdr</Contact_IssuedReminderHdr>
+      <CustAddr1>CustAddr1</CustAddr1>
+      <CustAddr2>CustAddr2</CustAddr2>
+      <CustAddr3>CustAddr3</CustAddr3>
+      <CustAddr4>CustAddr4</CustAddr4>
+      <CustAddr5>CustAddr5</CustAddr5>
+      <CustAddr6>CustAddr6</CustAddr6>
+      <CustAddr7>CustAddr7</CustAddr7>
+      <CustAddr8>CustAddr8</CustAddr8>
+      <CustNo_IssueReminderHdr>CustNo_IssueReminderHdr</CustNo_IssueReminderHdr>
+      <CustNo_IssueReminderHdrCaption>CustNo_IssueReminderHdrCaption</CustNo_IssueReminderHdrCaption>
+      <DocDate_IssueReminderHdr>DocDate_IssueReminderHdr</DocDate_IssueReminderHdr>
+      <DueDate_IssuedReminderHdr>DueDate_IssuedReminderHdr</DueDate_IssuedReminderHdr>
+      <GiroNoCaption>GiroNoCaption</GiroNoCaption>
+      <IBANCaption>IBANCaption</IBANCaption>
+      <No1_IssuedReminderHdr>No1_IssuedReminderHdr</No1_IssuedReminderHdr>
+      <PhoneNoCaption>PhoneNoCaption</PhoneNoCaption>
+      <PostDate_IssuedReminderHdr>PostDate_IssuedReminderHdr</PostDate_IssuedReminderHdr>
+      <PostingDateCaption>PostingDateCaption</PostingDateCaption>
+      <ReferenceText>ReferenceText</ReferenceText>
+      <ReminderCaption>ReminderCaption</ReminderCaption>
+      <ReminderNoCaption>ReminderNoCaption</ReminderNoCaption>
+      <TextPage>TextPage</TextPage>
+      <VATNoText>VATNoText</VATNoText>
+      <VATRegNoCaption>VATRegNoCaption</VATRegNoCaption>
+      <VatRegNo_IssueReminderHdr>VatRegNo_IssueReminderHdr</VatRegNo_IssueReminderHdr>
+      <YourRef_IssueReminderHdr>YourRef_IssueReminderHdr</YourRef_IssueReminderHdr>
+      <DimensionLoop>
+        <DimText>DimText</DimText>
+        <HeaderDimensionsCaption>HeaderDimensionsCaption</HeaderDimensionsCaption>
+        <Number_IntegerLine>Number_IntegerLine</Number_IntegerLine>
+      </DimensionLoop>
+      <Issued_Reminder_Line>
+        <Desc_IssuedReminderLine>Desc_IssuedReminderLine</Desc_IssuedReminderLine>
+        <DocDate_IssuedReminderLine>DocDate_IssuedReminderLine</DocDate_IssuedReminderLine>
+        <DocNoCaption_IssuedReminderLine>DocNoCaption_IssuedReminderLine</DocNoCaption_IssuedReminderLine>
+        <DocNo_IssuedReminderLine>DocNo_IssuedReminderLine</DocNo_IssuedReminderLine>
+        <DocNo_IssuedReminderLineCaption>DocNo_IssuedReminderLineCaption</DocNo_IssuedReminderLineCaption>
+        <DocType_IssuedReminderLine>DocType_IssuedReminderLine</DocType_IssuedReminderLine>
+        <DocType_IssuedReminderLineCaption>DocType_IssuedReminderLineCaption</DocType_IssuedReminderLineCaption>
+        <DocumentDateCaption1>DocumentDateCaption1</DocumentDateCaption1>
+        <DueDate_IssuedReminderLine>DueDate_IssuedReminderLine</DueDate_IssuedReminderLine>
+        <Interest>Interest</Interest>
+        <InterestAmountCaption>InterestAmountCaption</InterestAmountCaption>
+        <LineNo_IssuedReminderLine>LineNo_IssuedReminderLine</LineNo_IssuedReminderLine>
+        <MIREntry_IssuedReminderLine>MIREntry_IssuedReminderLine</MIREntry_IssuedReminderLine>
+        <NNCInterestAmt>NNCInterestAmt</NNCInterestAmt>
+        <NNCTotal>NNCTotal</NNCTotal>
+        <NNCTotalInclVAT>NNCTotalInclVAT</NNCTotalInclVAT>
+        <NNCVATAmt>NNCVATAmt</NNCVATAmt>
+        <OriginalAmt_IssuedReminderLine>OriginalAmt_IssuedReminderLine</OriginalAmt_IssuedReminderLine>
+        <OriginalAmt_IssuedReminderLineCaption>OriginalAmt_IssuedReminderLineCaption</OriginalAmt_IssuedReminderLineCaption>
+        <RemainingAmountText>RemainingAmountText</RemainingAmountText>
+        <RemAmt_IssuedReminderLine>RemAmt_IssuedReminderLine</RemAmt_IssuedReminderLine>
+        <RemAmt_IssuedReminderLineCaption>RemAmt_IssuedReminderLineCaption</RemAmt_IssuedReminderLineCaption>
+        <RemNo_IssuedReminderLine>RemNo_IssuedReminderLine</RemNo_IssuedReminderLine>
+        <ShowInternalInfo>ShowInternalInfo</ShowInternalInfo>
+        <TotalInclVATText>TotalInclVATText</TotalInclVATText>
+        <TotalText>TotalText</TotalText>
+        <TotalVATAmt>TotalVATAmt</TotalVATAmt>
+        <Type_IssuedReminderLine>Type_IssuedReminderLine</Type_IssuedReminderLine>
+      </Issued_Reminder_Line>
+      <IssuedReminderLine2>
+        <Desc1_IssuedReminderLine>Desc1_IssuedReminderLine</Desc1_IssuedReminderLine>
+        <LineNo1_IssuedReminderLine>LineNo1_IssuedReminderLine</LineNo1_IssuedReminderLine>
+      </IssuedReminderLine2>
+      <VATCounter>
+        <AmountIncVATCaption>AmountIncVATCaption</AmountIncVATCaption>
+        <ContinuedCaption>ContinuedCaption</ContinuedCaption>
+        <VALVATAmount>VALVATAmount</VALVATAmount>
+        <VALVATBase>VALVATBase</VALVATBase>
+        <VALVATBaseVALVATAmt>VALVATBaseVALVATAmt</VALVATBaseVALVATAmt>
+        <VATAmtLineAmtIncludVAT>VATAmtLineAmtIncludVAT</VATAmtLineAmtIncludVAT>
+        <VATAmtLineVAT>VATAmtLineVAT</VATAmtLineVAT>
+        <VATAmtSpecCaption>VATAmtSpecCaption</VATAmtSpecCaption>
+      </VATCounter>
+      <VATClauseEntryCounter>
+        <VATClauseAmount>VATClauseAmount</VATClauseAmount>
+        <VATClauseCode>VATClauseCode</VATClauseCode>
+        <VATClauseDescription>VATClauseDescription</VATClauseDescription>
+        <VATClauseDescription2>VATClauseDescription2</VATClauseDescription2>
+        <VATClausesCaption>VATClausesCaption</VATClausesCaption>
+        <VATClauseVATAmtCaption>VATClauseVATAmtCaption</VATClauseVATAmtCaption>
+        <VATClauseVATIdentifier>VATClauseVATIdentifier</VATClauseVATIdentifier>
+        <VATClauseVATIdentifierCaption>VATClauseVATIdentifierCaption</VATClauseVATIdentifierCaption>
+      </VATClauseEntryCounter>
+      <VATCounterLCY>
+        <ContinuedCaption1>ContinuedCaption1</ContinuedCaption1>
+        <VALExchRate>VALExchRate</VALExchRate>
+        <VALSpecLCYHeader>VALSpecLCYHeader</VALSpecLCYHeader>
+        <VALVATAmountLCY>VALVATAmountLCY</VALVATAmountLCY>
+        <VALVATBaseLCY>VALVATBaseLCY</VALVATBaseLCY>
+        <VATAmtLineVATCtrl107>VATAmtLineVATCtrl107</VATAmtLineVATCtrl107>
+      </VATCounterLCY>
+      <LetterText>
+        <AmtDueText>AmtDueText</AmtDueText>
+        <BodyText>BodyText</BodyText>
+        <ClosingText>ClosingText</ClosingText>
+        <DescriptionText>DescriptionText</DescriptionText>
+        <FinalTotalInclVAT>FinalTotalInclVAT</FinalTotalInclVAT>
+        <GreetingText>GreetingText</GreetingText>
+        <TotalRemAmt_IssuedReminderLine>TotalRemAmt_IssuedReminderLine</TotalRemAmt_IssuedReminderLine>
+      </LetterText>
+    </Integer>
+  </Issued_Reminder_Header>
+</NavWordReportXmlPart>
 </file>
 
 <file path=customXml/itemProps1.xml><?xml version="1.0" encoding="utf-8"?>
